--- a/submission/project-summary.docx
+++ b/submission/project-summary.docx
@@ -45,7 +45,7 @@
     </w:p>
     <w:p>
       <w:r>
-        <w:t>可验证结果。 缺少授权的示例从 3 个事件缩减为 1 个，保留 APPROVAL_REQUIRED；另提供授权完整和结果漂移示例。12 项 MoonBit 核心测试及宿主集成测试通过，结果保存在 evidence/。</w:t>
+        <w:t>可验证结果。 缺少授权的示例从 3 个事件缩减为 1 个，保留 APPROVAL_REQUIRED；另提供授权完整和结果漂移示例。16 项 MoonBit 核心测试及宿主集成测试通过，结果保存在 evidence/。</w:t>
       </w:r>
     </w:p>
     <w:p>
